--- a/examples/GOAT_AI_Demo_Professional_Script_EN.docx
+++ b/examples/GOAT_AI_Demo_Professional_Script_EN.docx
@@ -816,7 +816,7 @@
         <w:pStyle w:val="CodeBlock"/>
       </w:pPr>
       <w:r>
-        <w:t>Search the latest news about AI deployment best practices and cite sources.</w:t>
+        <w:t>Search the latest news about GPT-5.5. When was it released, and what are the business implications for students, analysts, and managers? Cite sources.</w:t>
       </w:r>
     </w:p>
     <w:p>
@@ -1345,7 +1345,7 @@
         <w:t>Screen action:</w:t>
       </w:r>
       <w:r>
-        <w:t xml:space="preserve"> If Workbench is enabled, briefly show the Workbench task surface. If network is stable, send: Search the latest news about AI deployment best practices and cite sources. If network is not stable, skip the live query and explain the fallback policy.</w:t>
+        <w:t xml:space="preserve"> If Workbench is enabled, briefly show the Workbench task surface. If network is stable, send: Search the latest news about GPT-5.5. When was it released, and what are the business implications for students, analysts, and managers? Cite sources. If network is not stable, skip the live query and explain the fallback policy.</w:t>
       </w:r>
     </w:p>
     <w:p>
@@ -1368,7 +1368,7 @@
     </w:p>
     <w:p>
       <w:r>
-        <w:t>The web search path follows the same idea. Serper can be used for Google-backed results. But the school demo path is more robust now: Serper is not a startup blocker. If the Serper key is missing, or Serper times out, returns an HTTP error, hits a rate limit, or returns malformed data, the provider can fall back to DuckDuckGo.</w:t>
+        <w:t>The web search path follows the same idea. Serper can be used for Google-backed results. But the school demo path is more robust now: Serper is not a startup blocker. If the Serper key is missing, or Serper times out, returns an HTTP error, hits a rate limit, or returns malformed data, the provider can fall back to DuckDuckGo. For a Business School audience, I use GPT-5.5 as the search topic because it is current, relevant, and easy to connect to business workflows. The answer should first identify the release date, then translate the news into implications for students, analysts, and managers. The key takeaway is that newer AI models are moving from simple conversation toward more agentic work: research synthesis, coding and data analysis support, workflow automation, and higher-level managerial oversight. If the model cites media sources such as CNBC, TechCrunch, or Fortune, I will still frame official OpenAI release information as the preferred primary source when available, with media coverage as supporting evidence.</w:t>
       </w:r>
     </w:p>
     <w:p>
